--- a/app/templates/A/inicio/socios/A Inicio ITU.docx
+++ b/app/templates/A/inicio/socios/A Inicio ITU.docx
@@ -724,7 +724,7 @@
           <w:color w:val="000000"/>
           <w:lang w:val="es-BO"/>
         </w:rPr>
-        <w:t>Área Bloque XX Tarija Oeste, Campo Itaú</w:t>
+        <w:t>Área Bloque XX Tarija Oeste (ITAÚ)</w:t>
       </w:r>
       <w:r>
         <w:rPr>
@@ -1705,7 +1705,7 @@
           <w:highlight w:val="green"/>
           <w:lang w:val="es-419"/>
         </w:rPr>
-        <w:t>Área Bloque XX Tarija Oeste, Campo Itaú</w:t>
+        <w:t>Área Bloque XX Tarija Oeste (ITAÚ)</w:t>
       </w:r>
       <w:r>
         <w:rPr>
